--- a/sources/WhatSeventyDollarsCost.docx
+++ b/sources/WhatSeventyDollarsCost.docx
@@ -206,7 +206,7 @@
           <w:ilvl w:val="0"/>
           <w:numId w:val="0"/>
         </w:numPr>
-        <w:ind w:hanging="0" w:left="840"/>
+        <w:ind w:hanging="0" w:left="720"/>
         <w:rPr/>
       </w:pPr>
       <w:r>
@@ -234,7 +234,7 @@
           <w:ilvl w:val="0"/>
           <w:numId w:val="0"/>
         </w:numPr>
-        <w:ind w:hanging="0" w:left="840"/>
+        <w:ind w:hanging="0" w:left="720"/>
         <w:rPr/>
       </w:pPr>
       <w:r>
@@ -262,7 +262,7 @@
           <w:ilvl w:val="0"/>
           <w:numId w:val="0"/>
         </w:numPr>
-        <w:ind w:hanging="0" w:left="840"/>
+        <w:ind w:hanging="0" w:left="720"/>
         <w:rPr/>
       </w:pPr>
       <w:r>
@@ -286,6 +286,11 @@
     <w:p>
       <w:pPr>
         <w:pStyle w:val="Normal"/>
+        <w:numPr>
+          <w:ilvl w:val="0"/>
+          <w:numId w:val="0"/>
+        </w:numPr>
+        <w:ind w:hanging="0" w:left="720"/>
         <w:rPr/>
       </w:pPr>
       <w:r>
@@ -318,45 +323,72 @@
       </w:pPr>
       <w:r>
         <w:rPr/>
-        <w:t>Let me tell you about Mrs. Hatch.  At Great Plains Elementary, the best part of school was this mystical, magical room called The Library.  Mrs. Hatch ruled the roost.  She read us stories when we were small; as we grew, she taught us to read those stories to the littler ones.  She showed us how to research, how to branch out to new kinds of books.  She taught us to care for a book, to never abuse one.  And she taught one little boy a lifelong love for reading.  Mrs. Hatch may have been 50, but to a third-grader that was as old as the hills, with wisdom to match.</w:t>
-      </w:r>
-    </w:p>
-    <w:p>
-      <w:pPr>
-        <w:pStyle w:val="Normal"/>
-        <w:rPr/>
-      </w:pPr>
-      <w:r>
-        <w:rPr/>
-      </w:r>
-    </w:p>
-    <w:p>
-      <w:pPr>
-        <w:pStyle w:val="Normal"/>
-        <w:rPr/>
-      </w:pPr>
-      <w:r>
-        <w:rPr/>
-        <w:t>We've decided our schoolchildren don't need a Mrs. Hatch.  We're terribly wrong.  In today's faster, more distracted world, there's nothing a child needs more than someone to hand them the right book at the right moment.</w:t>
-      </w:r>
-    </w:p>
-    <w:p>
-      <w:pPr>
-        <w:pStyle w:val="Normal"/>
-        <w:rPr/>
-      </w:pPr>
-      <w:r>
-        <w:rPr/>
-      </w:r>
-    </w:p>
-    <w:p>
-      <w:pPr>
-        <w:pStyle w:val="Normal"/>
-        <w:rPr/>
-      </w:pPr>
-      <w:r>
-        <w:rPr/>
-        <w:t>I keep coming back to those seventy dollars.  Who among us would trade a child's library for seventy dollars?  And the fight isn't over: the same needs return next year, only now one year of a child's reading life has vanished.</w:t>
+        <w:t>Let me tell you about Mrs. Hatch.  At my child</w:t>
+      </w:r>
+      <w:r>
+        <w:rPr/>
+        <w:t>h</w:t>
+      </w:r>
+      <w:r>
+        <w:rPr/>
+        <w:t>ood's Great Plains Elementary, the best part was this mystical, magical room called The Library.  Mrs. Hatch ruled the roost.  She read us stories when we were small; as we grew, she taught us to read those stories to the littler ones.  She showed us how to research, how to branch out to new kinds of books.  She taught us to care for a book, to never abuse one.  And she taught one little boy a lifelong love for reading.  Mrs. Hatch may have been 50, but to a third-grader that was as old as the hills, with wisdom to match.</w:t>
+      </w:r>
+    </w:p>
+    <w:p>
+      <w:pPr>
+        <w:pStyle w:val="Normal"/>
+        <w:rPr/>
+      </w:pPr>
+      <w:r>
+        <w:rPr/>
+      </w:r>
+    </w:p>
+    <w:p>
+      <w:pPr>
+        <w:pStyle w:val="Normal"/>
+        <w:rPr/>
+      </w:pPr>
+      <w:r>
+        <w:rPr/>
+        <w:t>We've decided our schoolchildren don't need a Mrs. Hatch.</w:t>
+      </w:r>
+    </w:p>
+    <w:p>
+      <w:pPr>
+        <w:pStyle w:val="Normal"/>
+        <w:rPr/>
+      </w:pPr>
+      <w:r>
+        <w:rPr/>
+      </w:r>
+    </w:p>
+    <w:p>
+      <w:pPr>
+        <w:pStyle w:val="Normal"/>
+        <w:rPr/>
+      </w:pPr>
+      <w:r>
+        <w:rPr/>
+        <w:t>We're terribly wrong.  In today's faster, more distracted world, there's nothing a child needs more than someone to hand them the right book at the right moment.</w:t>
+      </w:r>
+    </w:p>
+    <w:p>
+      <w:pPr>
+        <w:pStyle w:val="Normal"/>
+        <w:rPr/>
+      </w:pPr>
+      <w:r>
+        <w:rPr/>
+      </w:r>
+    </w:p>
+    <w:p>
+      <w:pPr>
+        <w:pStyle w:val="Normal"/>
+        <w:rPr/>
+      </w:pPr>
+      <w:r>
+        <w:rPr/>
+        <w:t>I keep coming back to those seventy dollars.  Who among us would trade a child's library for seventy dollars?  And the fight isn't over: the same needs return next year.  Only now one year of a child's reading life has vanished.</w:t>
       </w:r>
     </w:p>
     <w:p>
@@ -510,9 +542,9 @@
       <w:lvlJc w:val="left"/>
       <w:pPr>
         <w:tabs>
-          <w:tab w:val="num" w:pos="840"/>
-        </w:tabs>
-        <w:ind w:left="840" w:hanging="360"/>
+          <w:tab w:val="num" w:pos="720"/>
+        </w:tabs>
+        <w:ind w:left="720" w:hanging="360"/>
       </w:pPr>
       <w:rPr>
         <w:rFonts w:ascii="Symbol" w:hAnsi="Symbol" w:cs="Symbol" w:hint="default"/>
@@ -525,9 +557,9 @@
       <w:lvlJc w:val="left"/>
       <w:pPr>
         <w:tabs>
-          <w:tab w:val="num" w:pos="1200"/>
-        </w:tabs>
-        <w:ind w:left="1200" w:hanging="360"/>
+          <w:tab w:val="num" w:pos="1080"/>
+        </w:tabs>
+        <w:ind w:left="1080" w:hanging="360"/>
       </w:pPr>
       <w:rPr>
         <w:rFonts w:ascii="Symbol" w:hAnsi="Symbol" w:cs="Symbol" w:hint="default"/>
@@ -540,9 +572,9 @@
       <w:lvlJc w:val="left"/>
       <w:pPr>
         <w:tabs>
-          <w:tab w:val="num" w:pos="1560"/>
-        </w:tabs>
-        <w:ind w:left="1560" w:hanging="360"/>
+          <w:tab w:val="num" w:pos="1440"/>
+        </w:tabs>
+        <w:ind w:left="1440" w:hanging="360"/>
       </w:pPr>
       <w:rPr>
         <w:rFonts w:ascii="Symbol" w:hAnsi="Symbol" w:cs="Symbol" w:hint="default"/>
@@ -555,9 +587,9 @@
       <w:lvlJc w:val="left"/>
       <w:pPr>
         <w:tabs>
-          <w:tab w:val="num" w:pos="1920"/>
-        </w:tabs>
-        <w:ind w:left="1920" w:hanging="360"/>
+          <w:tab w:val="num" w:pos="1800"/>
+        </w:tabs>
+        <w:ind w:left="1800" w:hanging="360"/>
       </w:pPr>
       <w:rPr>
         <w:rFonts w:ascii="Symbol" w:hAnsi="Symbol" w:cs="Symbol" w:hint="default"/>
@@ -570,9 +602,9 @@
       <w:lvlJc w:val="left"/>
       <w:pPr>
         <w:tabs>
-          <w:tab w:val="num" w:pos="2280"/>
-        </w:tabs>
-        <w:ind w:left="2280" w:hanging="360"/>
+          <w:tab w:val="num" w:pos="2160"/>
+        </w:tabs>
+        <w:ind w:left="2160" w:hanging="360"/>
       </w:pPr>
       <w:rPr>
         <w:rFonts w:ascii="Symbol" w:hAnsi="Symbol" w:cs="Symbol" w:hint="default"/>
@@ -585,9 +617,9 @@
       <w:lvlJc w:val="left"/>
       <w:pPr>
         <w:tabs>
-          <w:tab w:val="num" w:pos="2640"/>
-        </w:tabs>
-        <w:ind w:left="2640" w:hanging="360"/>
+          <w:tab w:val="num" w:pos="2520"/>
+        </w:tabs>
+        <w:ind w:left="2520" w:hanging="360"/>
       </w:pPr>
       <w:rPr>
         <w:rFonts w:ascii="Symbol" w:hAnsi="Symbol" w:cs="Symbol" w:hint="default"/>
@@ -600,9 +632,9 @@
       <w:lvlJc w:val="left"/>
       <w:pPr>
         <w:tabs>
-          <w:tab w:val="num" w:pos="3000"/>
-        </w:tabs>
-        <w:ind w:left="3000" w:hanging="360"/>
+          <w:tab w:val="num" w:pos="2880"/>
+        </w:tabs>
+        <w:ind w:left="2880" w:hanging="360"/>
       </w:pPr>
       <w:rPr>
         <w:rFonts w:ascii="Symbol" w:hAnsi="Symbol" w:cs="Symbol" w:hint="default"/>
@@ -615,9 +647,9 @@
       <w:lvlJc w:val="left"/>
       <w:pPr>
         <w:tabs>
-          <w:tab w:val="num" w:pos="3360"/>
-        </w:tabs>
-        <w:ind w:left="3360" w:hanging="360"/>
+          <w:tab w:val="num" w:pos="3240"/>
+        </w:tabs>
+        <w:ind w:left="3240" w:hanging="360"/>
       </w:pPr>
       <w:rPr>
         <w:rFonts w:ascii="Symbol" w:hAnsi="Symbol" w:cs="Symbol" w:hint="default"/>
@@ -630,9 +662,9 @@
       <w:lvlJc w:val="left"/>
       <w:pPr>
         <w:tabs>
-          <w:tab w:val="num" w:pos="3720"/>
-        </w:tabs>
-        <w:ind w:left="3720" w:hanging="360"/>
+          <w:tab w:val="num" w:pos="3600"/>
+        </w:tabs>
+        <w:ind w:left="3600" w:hanging="360"/>
       </w:pPr>
       <w:rPr>
         <w:rFonts w:ascii="Symbol" w:hAnsi="Symbol" w:cs="Symbol" w:hint="default"/>
